--- a/writing/DD_BD_Lore_Bible.docx
+++ b/writing/DD_BD_Lore_Bible.docx
@@ -1,5 +1,70 @@
 
-<file path=word/document.xml><?xml version="1.0" encoding="utf-8"?>
+<file path=customXml\item1.xml><?xml version="1.0" encoding="utf-8"?>
+<b:Sources xmlns:b="http://schemas.openxmlformats.org/officeDocument/2006/bibliography" xmlns="http://schemas.openxmlformats.org/officeDocument/2006/bibliography" SelectedStyle="/APA.XSL" StyleName="APA"/>
+</file>
+
+<file path=customXml\itemProps1.xml><?xml version="1.0" encoding="utf-8"?>
+<ds:datastoreItem xmlns:ds="http://schemas.openxmlformats.org/officeDocument/2006/customXml" ds:itemID="{EF278816-EC6F-A645-907D-7F25AECB1D4A}">
+  <ds:schemaRefs>
+    <ds:schemaRef ds:uri="http://schemas.openxmlformats.org/officeDocument/2006/bibliography"/>
+  </ds:schemaRefs>
+</ds:datastoreItem>
+</file>
+
+<file path=docProps\app.xml><?xml version="1.0" encoding="utf-8"?>
+<Properties xmlns="http://schemas.openxmlformats.org/officeDocument/2006/extended-properties" xmlns:vt="http://schemas.openxmlformats.org/officeDocument/2006/docPropsVTypes">
+  <Template>Normal.dotm</Template>
+  <TotalTime>1</TotalTime>
+  <Pages>20</Pages>
+  <Words>7619</Words>
+  <Characters>43429</Characters>
+  <Application>Microsoft Office Word</Application>
+  <DocSecurity>0</DocSecurity>
+  <Lines>361</Lines>
+  <Paragraphs>101</Paragraphs>
+  <ScaleCrop>false</ScaleCrop>
+  <HeadingPairs>
+    <vt:vector size="2" baseType="variant">
+      <vt:variant>
+        <vt:lpstr>Title</vt:lpstr>
+      </vt:variant>
+      <vt:variant>
+        <vt:i4>1</vt:i4>
+      </vt:variant>
+    </vt:vector>
+  </HeadingPairs>
+  <TitlesOfParts>
+    <vt:vector size="1" baseType="lpstr">
+      <vt:lpstr/>
+    </vt:vector>
+  </TitlesOfParts>
+  <Manager/>
+  <Company/>
+  <LinksUpToDate>false</LinksUpToDate>
+  <CharactersWithSpaces>50947</CharactersWithSpaces>
+  <SharedDoc>false</SharedDoc>
+  <HyperlinkBase/>
+  <HyperlinksChanged>false</HyperlinksChanged>
+  <AppVersion>16.0000</AppVersion>
+</Properties>
+</file>
+
+<file path=docProps\core.xml><?xml version="1.0" encoding="utf-8"?>
+<cp:coreProperties xmlns:cp="http://schemas.openxmlformats.org/package/2006/metadata/core-properties" xmlns:dc="http://purl.org/dc/elements/1.1/" xmlns:dcterms="http://purl.org/dc/terms/" xmlns:dcmitype="http://purl.org/dc/dcmitype/" xmlns:xsi="http://www.w3.org/2001/XMLSchema-instance">
+  <dc:title/>
+  <dc:subject/>
+  <dc:creator>python-docx</dc:creator>
+  <cp:keywords/>
+  <dc:description>generated by python-docx</dc:description>
+  <cp:lastModifiedBy>Cristen Mushong</cp:lastModifiedBy>
+  <cp:revision>4</cp:revision>
+  <dcterms:created xsi:type="dcterms:W3CDTF">2013-12-23T23:15:00Z</dcterms:created>
+  <dcterms:modified xsi:type="dcterms:W3CDTF">2026-04-04T16:29:00Z</dcterms:modified>
+  <cp:category/>
+</cp:coreProperties>
+</file>
+
+<file path=word\document.xml><?xml version="1.0" encoding="utf-8"?>
 <w:document xmlns:wpc="http://schemas.microsoft.com/office/word/2010/wordprocessingCanvas" xmlns:cx="http://schemas.microsoft.com/office/drawing/2014/chartex" xmlns:cx1="http://schemas.microsoft.com/office/drawing/2015/9/8/chartex" xmlns:cx2="http://schemas.microsoft.com/office/drawing/2015/10/21/chartex" xmlns:cx3="http://schemas.microsoft.com/office/drawing/2016/5/9/chartex" xmlns:cx4="http://schemas.microsoft.com/office/drawing/2016/5/10/chartex" xmlns:cx5="http://schemas.microsoft.com/office/drawing/2016/5/11/chartex" xmlns:cx6="http://schemas.microsoft.com/office/drawing/2016/5/12/chartex" xmlns:cx7="http://schemas.microsoft.com/office/drawing/2016/5/13/chartex" xmlns:cx8="http://schemas.microsoft.com/office/drawing/2016/5/14/chartex" xmlns:mc="http://schemas.openxmlformats.org/markup-compatibility/2006" xmlns:aink="http://schemas.microsoft.com/office/drawing/2016/ink" xmlns:am3d="http://schemas.microsoft.com/office/drawing/2017/model3d" xmlns:o="urn:schemas-microsoft-com:office:office" xmlns:oel="http://schemas.microsoft.com/office/2019/extlst" xmlns:r="http://schemas.openxmlformats.org/officeDocument/2006/relationships" xmlns:m="http://schemas.openxmlformats.org/officeDocument/2006/math" xmlns:v="urn:schemas-microsoft-com:vml" xmlns:wp14="http://schemas.microsoft.com/office/word/2010/wordprocessingDrawing" xmlns:wp="http://schemas.openxmlformats.org/drawingml/2006/wordprocessingDrawing" xmlns:w10="urn:schemas-microsoft-com:office:word" xmlns:w="http://schemas.openxmlformats.org/wordprocessingml/2006/main" xmlns:w14="http://schemas.microsoft.com/office/word/2010/wordml" xmlns:w15="http://schemas.microsoft.com/office/word/2012/wordml" xmlns:w16cex="http://schemas.microsoft.com/office/word/2018/wordml/cex" xmlns:w16cid="http://schemas.microsoft.com/office/word/2016/wordml/cid" xmlns:w16="http://schemas.microsoft.com/office/word/2018/wordml" xmlns:w16du="http://schemas.microsoft.com/office/word/2023/wordml/word16du" xmlns:w16sdtdh="http://schemas.microsoft.com/office/word/2020/wordml/sdtdatahash" xmlns:w16sdtfl="http://schemas.microsoft.com/office/word/2024/wordml/sdtformatlock" xmlns:w16se="http://schemas.microsoft.com/office/word/2015/wordml/symex" xmlns:wpg="http://schemas.microsoft.com/office/word/2010/wordprocessingGroup" xmlns:wpi="http://schemas.microsoft.com/office/word/2010/wordprocessingInk" xmlns:wne="http://schemas.microsoft.com/office/word/2006/wordml" xmlns:wps="http://schemas.microsoft.com/office/word/2010/wordprocessingShape" mc:Ignorable="w14 w15 w16se w16cid w16 w16cex w16sdtdh w16sdtfl w16du wp14">
   <w:body>
     <w:p>
@@ -91,7 +156,7 @@
         <w:spacing w:after="160" w:line="269" w:lineRule="auto"/>
       </w:pPr>
       <w:r>
-        <w:t>The central setting is the aftermath of a corporate disaster. Crown Meridian Holdings attempted to merge every department into a single executive control structure through Project Everrise. That attempt damaged reality itself, and the literal result is Meridian Spire, the dungeon-like environment in which the game takes place. The game’s premise and current framing position this as a darkly comic corporate apocalypse rather than a traditional fantasy setup.</w:t>
+        <w:t>The central setting is the aftermath of a corporate disaster. Crown Meridian Holdings attempted to merge every department into a single executive control structure through Project Everrise. That attempt damaged reality itself, and the literal result is Meridian Spire, the dungeon-like environment in which the game takes place. The gameâ€™s premise and current framing position this as a darkly comic corporate apocalypse rather than a traditional fantasy setup.</w:t>
       </w:r>
     </w:p>
     <w:p>
@@ -168,7 +233,7 @@
         <w:spacing w:after="160" w:line="269" w:lineRule="auto"/>
       </w:pPr>
       <w:r>
-        <w:t>Project Everrise was sold internally as a leadership breakthrough: one stack, one strategy, one source of truth. In practice, it fused departments, incentives, and authority into a single predatory system that broke the boundary between policy and physics. Meridian Spire is not a side effect. It is the project’s most honest expression.</w:t>
+        <w:t>Project Everrise was sold internally as a leadership breakthrough: one stack, one strategy, one source of truth. In practice, it fused departments, incentives, and authority into a single predatory system that broke the boundary between policy and physics. Meridian Spire is not a side effect. It is the projectâ€™s most honest expression.</w:t>
       </w:r>
     </w:p>
     <w:p>
@@ -278,7 +343,7 @@
         <w:spacing w:after="160" w:line="269" w:lineRule="auto"/>
       </w:pPr>
       <w:r>
-        <w:t>The current fresh-run path is title → companion select → run map → battle / reward / event flow. The story therefore opens not with exposition-heavy setup, but with immediate recruitment, team framing, and descent into the Spire. The first choice the player really feels is not class fantasy but who they trust enough to bring with them.</w:t>
+        <w:t>The current fresh-run path is title → interactive onboarding tutorial → class-select assigned-role briefing → companion select → run map → battle / reward / event flow. The story therefore opens with a guided incident orientation before crew assembly, not with immediate companion commitment. The first major crew-building choice is which two companions support the assigned role, not whether class identity exists at all.</w:t>
       </w:r>
     </w:p>
     <w:p>
@@ -295,7 +360,7 @@
         <w:spacing w:after="160" w:line="269" w:lineRule="auto"/>
       </w:pPr>
       <w:r>
-        <w:t>Story is delivered in-system rather than mainly through long cutscenes. Narrative framing feeds the assigned-role fallback, run map, battle intros, and event class reads. The run map is built around explicit route choices one floor at a time, and the combat log prioritizes the rolling narrative above the action list, so each run reads like a compact survival story rather than a pure mechanics sequence.</w:t>
+        <w:t>Story is delivered in-system rather than mainly through long cutscenes. Narrative framing now enters through the onboarding tutorial, assigned-role briefing, run map, battle intros, reward and event choices, companion reactions, and defeat recaps. The run map is built around explicit route choices one floor at a time, and the combat log prioritizes the rolling narrative above the action list, so each run reads like a compact survival story rather than a pure mechanics sequence.</w:t>
       </w:r>
     </w:p>
     <w:p>
@@ -321,7 +386,7 @@
         <w:spacing w:after="100" w:line="269" w:lineRule="auto"/>
       </w:pPr>
       <w:r>
-        <w:t>Floors 1–3: Early Lore Beats</w:t>
+        <w:t>Floors 1â€“3: Early Lore Beats</w:t>
       </w:r>
     </w:p>
     <w:p>
@@ -330,7 +395,7 @@
         <w:spacing w:after="80" w:line="269" w:lineRule="auto"/>
       </w:pPr>
       <w:r>
-        <w:t>Floor 1 — Welcome to Meridian Spire</w:t>
+        <w:t>Floor 1 â€” Welcome to Meridian Spire</w:t>
       </w:r>
     </w:p>
     <w:p>
@@ -347,7 +412,7 @@
         <w:spacing w:after="80" w:line="269" w:lineRule="auto"/>
       </w:pPr>
       <w:r>
-        <w:t>Floor 2 — Audience Participation</w:t>
+        <w:t>Floor 2 â€” Audience Participation</w:t>
       </w:r>
     </w:p>
     <w:p>
@@ -368,7 +433,7 @@
         <w:spacing w:after="80" w:line="269" w:lineRule="auto"/>
       </w:pPr>
       <w:r>
-        <w:t>Floor 3 — Performance Improvement Round</w:t>
+        <w:t>Floor 3 â€” Performance Improvement Round</w:t>
       </w:r>
     </w:p>
     <w:p>
@@ -394,7 +459,7 @@
         <w:spacing w:after="100" w:line="269" w:lineRule="auto"/>
       </w:pPr>
       <w:r>
-        <w:t>Act I — Orientation Is Violence</w:t>
+        <w:t>Act I â€” Orientation Is Violence</w:t>
       </w:r>
     </w:p>
     <w:p>
@@ -402,7 +467,7 @@
         <w:spacing w:after="160" w:line="269" w:lineRule="auto"/>
       </w:pPr>
       <w:r>
-        <w:t>Biome 1: The Orientation Arcade. Floors 1–4 teach the lie Meridian Spire tells about itself: that this is an opportunity, a contest, a promotion track. The floor dressing is game-show bright, but the threat underneath is administrative predation. The first boss is The Director of Onboarding, a lacquered smiling host built from cue cards, applause lights, corrective scripts, and stage rigging. The act ends when the player understands that the Spire is not malfunctioning. It is executing policy.</w:t>
+        <w:t>Biome 1: The Orientation Arcade. Floors 1â€“4 teach the lie Meridian Spire tells about itself: that this is an opportunity, a contest, a promotion track. The floor dressing is game-show bright, but the threat underneath is administrative predation. The first boss is The Director of Onboarding, a lacquered smiling host built from cue cards, applause lights, corrective scripts, and stage rigging. The act ends when the player understands that the Spire is not malfunctioning. It is executing policy.</w:t>
       </w:r>
     </w:p>
     <w:p>
@@ -411,7 +476,7 @@
         <w:spacing w:after="100" w:line="269" w:lineRule="auto"/>
       </w:pPr>
       <w:r>
-        <w:t>Act II — Efficiency Has Teeth</w:t>
+        <w:t>Act II â€” Efficiency Has Teeth</w:t>
       </w:r>
     </w:p>
     <w:p>
@@ -419,7 +484,7 @@
         <w:spacing w:after="160" w:line="269" w:lineRule="auto"/>
       </w:pPr>
       <w:r>
-        <w:t>Biome 2: The Throughput Maze. Floors 5–7 strip away the game-show gloss and reveal the machinery behind it: cubicle warrens, KPI shrines, meeting rooms repurposed into holding cells, and departments turned into processing organs. The second boss is Vice President of Throughput, a many-armed metric engine fed by reports, quotas, and living labor. The act ends when the player learns that Project Everrise was not an accident. Leadership saw the human cost and called it acceptable variance.</w:t>
+        <w:t>Biome 2: The Throughput Maze. Floors 5â€“7 strip away the game-show gloss and reveal the machinery behind it: cubicle warrens, KPI shrines, meeting rooms repurposed into holding cells, and departments turned into processing organs. The second boss is Vice President of Throughput, a many-armed metric engine fed by reports, quotas, and living labor. The act ends when the player learns that Project Everrise was not an accident. Leadership saw the human cost and called it acceptable variance.</w:t>
       </w:r>
     </w:p>
     <w:p>
@@ -431,7 +496,7 @@
         <w:t xml:space="preserve">Act </w:t>
       </w:r>
       <w:r>
-        <w:t>III — The Executive Story Must Break</w:t>
+        <w:t>III â€” The Executive Story Must Break</w:t>
       </w:r>
     </w:p>
     <w:p>
@@ -439,7 +504,7 @@
         <w:spacing w:after="160" w:line="269" w:lineRule="auto"/>
       </w:pPr>
       <w:r>
-        <w:t>Biome 3: The Executive Apex. Floors 8–10 move into the marble heart of the company: boardroom cathedrals, investor sky-lounges, dead atriums, and the place where corporate language became physical law. The final boss is The Everrise Board, a fused executive intelligence speaking in unanimous voice through stacked mouths and proxy signatures. The final confrontation is not about destroying evil in the abstract. It is about making the company tell the truth about what it is.</w:t>
+        <w:t>Biome 3: The Executive Apex. Floors 8â€“10 move into the marble heart of the company: boardroom cathedrals, investor sky-lounges, dead atriums, and the place where corporate language became physical law. The final boss is The Everrise Board, a fused executive intelligence speaking in unanimous voice through stacked mouths and proxy signatures. The final confrontation is not about destroying evil in the abstract. It is about making the company tell the truth about what it is.</w:t>
       </w:r>
     </w:p>
     <w:p>
@@ -477,7 +542,7 @@
         <w:spacing w:after="100" w:line="269" w:lineRule="auto"/>
       </w:pPr>
       <w:r>
-        <w:t>Biome — Orientation Arcade</w:t>
+        <w:t>Biome â€” Orientation Arcade</w:t>
       </w:r>
     </w:p>
     <w:p>
@@ -495,7 +560,7 @@
       </w:pPr>
       <w:r>
         <w:lastRenderedPageBreak/>
-        <w:t>Biome — Throughput Maze</w:t>
+        <w:t>Biome â€” Throughput Maze</w:t>
       </w:r>
     </w:p>
     <w:p>
@@ -512,7 +577,7 @@
         <w:spacing w:after="100" w:line="269" w:lineRule="auto"/>
       </w:pPr>
       <w:r>
-        <w:t>Biome — Executive Apex</w:t>
+        <w:t>Biome â€” Executive Apex</w:t>
       </w:r>
     </w:p>
     <w:p>
@@ -588,7 +653,7 @@
         <w:t xml:space="preserve">Expanded entry: </w:t>
       </w:r>
       <w:r>
-        <w:t>IT Support begins as the role Meridian thinks is safest to assign: useful, overburdened, and expected to stabilize crises without asking who caused them. That makes it the perfect opening class for Meridian Spire. The player starts close enough to the building’s logic to understand that nothing here is truly seamless; every process depends on something old, brittle, overheating, underdocumented, or one bad decision away from collapse. In combat terms, IT Support feels like controlled interference. In lore t</w:t>
+        <w:t>IT Support begins as the role Meridian thinks is safest to assign: useful, overburdened, and expected to stabilize crises without asking who caused them. That makes it the perfect opening class for Meridian Spire. The player starts close enough to the buildingâ€™s logic to understand that nothing here is truly seamless; every process depends on something old, brittle, overheating, underdocumented, or one bad decision away from collapse. In combat terms, IT Support feels like controlled interference. In lore t</w:t>
       </w:r>
       <w:r>
         <w:t>erms, it is the first role that learns a simple truth: a system built on constant patching can be interrupted just as easily as it can be maintained.</w:t>
@@ -670,7 +735,7 @@
         <w:t xml:space="preserve">Codex body: </w:t>
       </w:r>
       <w:r>
-        <w:t>Human Resources manages morale, approved language, and the selective use of care as control. In Meridian Spire, reassurance can heal, redirect, or quietly reduce a person’s options without ever raising its voice.</w:t>
+        <w:t>Human Resources manages morale, approved language, and the selective use of care as control. In Meridian Spire, reassurance can heal, redirect, or quietly reduce a personâ€™s options without ever raising its voice.</w:t>
       </w:r>
     </w:p>
     <w:p>
@@ -684,11 +749,11 @@
         <w:t xml:space="preserve">Expanded entry: </w:t>
       </w:r>
       <w:r>
-        <w:t xml:space="preserve">Human Resources is the company’s favorite fiction about itself: that difficult things become humane if explained in the right tone. This class should not read as mockery alone. HR is powerful because care is real, even here. The problem is that Crown Meridian taught care to answer to risk management, legal exposure, and institutional continuity before it answered to people. In battle, Human Resources stabilizes, </w:t>
+        <w:t xml:space="preserve">Human Resources is the companyâ€™s favorite fiction about itself: that difficult things become humane if explained in the right tone. This class should not read as mockery alone. HR is powerful because care is real, even here. The problem is that Crown Meridian taught care to answer to risk management, legal exposure, and institutional continuity before it answered to people. In battle, Human Resources stabilizes, </w:t>
       </w:r>
       <w:r>
         <w:lastRenderedPageBreak/>
-        <w:t>soft-controls, and reframes. In the fiction, it embodies one of the game’s core tensions: the di</w:t>
+        <w:t>soft-controls, and reframes. In the fiction, it embodies one of the gameâ€™s core tensions: the di</w:t>
       </w:r>
       <w:r>
         <w:t>fference between helping someone and making them easier to process.</w:t>
@@ -705,7 +770,7 @@
         <w:t xml:space="preserve">Reference intro line: </w:t>
       </w:r>
       <w:r>
-        <w:t>We’re here to support you through this mandatory adjustment.</w:t>
+        <w:t>Weâ€™re here to support you through this mandatory adjustment.</w:t>
       </w:r>
     </w:p>
     <w:p>
@@ -773,7 +838,7 @@
         <w:t xml:space="preserve">Codex body: </w:t>
       </w:r>
       <w:r>
-        <w:t>Finance measures what matters, withholds what it can, and converts stored advantage into sudden force. In-world, the class represents Crown Meridian’s oldest magic trick: making harm look fiscally responsible.</w:t>
+        <w:t>Finance measures what matters, withholds what it can, and converts stored advantage into sudden force. In-world, the class represents Crown Meridianâ€™s oldest magic trick: making harm look fiscally responsible.</w:t>
       </w:r>
     </w:p>
     <w:p>
@@ -787,7 +852,7 @@
         <w:t xml:space="preserve">Expanded entry: </w:t>
       </w:r>
       <w:r>
-        <w:t>Finance is not merely about money in Meridian Spire. It is about permission. What gets funded survives. What gets deferred weakens. What gets written off becomes somebody else’s damage. That logic scales all the way down to combat: a Finance build feels like accumulating advantage, sitting on it just long enough to become threatening, and then spending it with unnerving precision. The class fantasy is not greed for its own sake. It is learning how the company prices people, then using that same language aga</w:t>
+        <w:t>Finance is not merely about money in Meridian Spire. It is about permission. What gets funded survives. What gets deferred weakens. What gets written off becomes somebody elseâ€™s damage. That logic scales all the way down to combat: a Finance build feels like accumulating advantage, sitting on it just long enough to become threatening, and then spending it with unnerving precision. The class fantasy is not greed for its own sake. It is learning how the company prices people, then using that same language aga</w:t>
       </w:r>
       <w:r>
         <w:t>inst it.</w:t>
@@ -980,7 +1045,7 @@
         <w:t xml:space="preserve">Expanded entry: </w:t>
       </w:r>
       <w:r>
-        <w:t>Operations lives closest to the machine’s heartbeat. It knows how long things take, where the queues jam, what can be repeated, what can be shortened, and how one efficient action cascades into three more. In gameplay terms, Operations feels like momentum made legible: faster setup, cleaner chaining, and the ability to convert order into advantage. In narrative terms, it represents a workforce skill the company relies on but rarely respects — the ability to make systems move despite leadership. Meridian fea</w:t>
+        <w:t>Operations lives closest to the machineâ€™s heartbeat. It knows how long things take, where the queues jam, what can be repeated, what can be shortened, and how one efficient action cascades into three more. In gameplay terms, Operations feels like momentum made legible: faster setup, cleaner chaining, and the ability to convert order into advantage. In narrative terms, it represents a workforce skill the company relies on but rarely respects â€” the ability to make systems move despite leadership. Meridian fea</w:t>
       </w:r>
       <w:r>
         <w:t>rs Operations only when Operations realizes it no longer owes the machine its loyalty.</w:t>
@@ -1164,7 +1229,7 @@
         <w:t xml:space="preserve">Profile: </w:t>
       </w:r>
       <w:r>
-        <w:t>Immaculate posture, murderously competent, and in possession of the calendar secrets that kept Crown Meridian’s senior leadership functioning. She starts cynical and managerial, then becomes openly furious once she decides the player is worth protecting.</w:t>
+        <w:t>Immaculate posture, murderously competent, and in possession of the calendar secrets that kept Crown Meridianâ€™s senior leadership functioning. She starts cynical and managerial, then becomes openly furious once she decides the player is worth protecting.</w:t>
       </w:r>
     </w:p>
     <w:p>
@@ -1179,7 +1244,7 @@
         <w:t xml:space="preserve">Codex body: </w:t>
       </w:r>
       <w:r>
-        <w:t>Former Executive Assistant kept Crown Meridian’s upper floors running before Everrise made the company honest. She knows the calendars, the euphemisms, the private panic behind polished statements, and exactly how much cruelty can fit inside the phrase priority alignment.</w:t>
+        <w:t>Former Executive Assistant kept Crown Meridianâ€™s upper floors running before Everrise made the company honest. She knows the calendars, the euphemisms, the private panic behind polished statements, and exactly how much cruelty can fit inside the phrase priority alignment.</w:t>
       </w:r>
     </w:p>
     <w:p>
@@ -1193,7 +1258,7 @@
         <w:t xml:space="preserve">Expanded entry: </w:t>
       </w:r>
       <w:r>
-        <w:t>Before Meridian Spire became physically impossible, Former Executive Assistant was already living inside its softer impossibilities: impossible calendars, impossible demands, impossible requests framed as normal because they came from people with titles long enough to function as threats. She learned how leadership really moves — through omission, leverage, plausible deniability, and the constant quiet labor of someone expected to make monstrous decisions look efficient. She is precise because sloppiness wa</w:t>
+        <w:t>Before Meridian Spire became physically impossible, Former Executive Assistant was already living inside its softer impossibilities: impossible calendars, impossible demands, impossible requests framed as normal because they came from people with titles long enough to function as threats. She learned how leadership really moves â€” through omission, leverage, plausible deniability, and the constant quiet labor of someone expected to make monstrous decisions look efficient. She is precise because sloppiness wa</w:t>
       </w:r>
       <w:r>
         <w:t>s never survivable. She is controlled because anger had to be hidden to remain useful. But once Everrise stripped the company down to its appetite, usefulness stopped feeling like virtue. She still notices everything. The difference now is that she has stopped mistaking discretion for loyalty.</w:t>
@@ -1261,7 +1326,7 @@
         <w:t xml:space="preserve">Profile: </w:t>
       </w:r>
       <w:r>
-        <w:t>A dead guard still recognized by the building’s badge permissions and emergency protocols. Dry, patient, and impossible to impress. Over time, he stops thinking of himself as company property.</w:t>
+        <w:t>A dead guard still recognized by the buildingâ€™s badge permissions and emergency protocols. Dry, patient, and impossible to impress. Over time, he stops thinking of himself as company property.</w:t>
       </w:r>
     </w:p>
     <w:p>
@@ -1275,7 +1340,7 @@
         <w:t xml:space="preserve">Codex body: </w:t>
       </w:r>
       <w:r>
-        <w:t>Security Skeleton is a former guard the building still recognizes. His badge permissions outlived his pulse, and Meridian’s emergency protocols continue to treat him like an asset, which is useful for the party and deeply revealing about the company.</w:t>
+        <w:t>Security Skeleton is a former guard the building still recognizes. His badge permissions outlived his pulse, and Meridianâ€™s emergency protocols continue to treat him like an asset, which is useful for the party and deeply revealing about the company.</w:t>
       </w:r>
     </w:p>
     <w:p>
@@ -1292,7 +1357,7 @@
         <w:t>Security Skeleton is what remains after institutional loyalty has been reduced to procedure. He was trained to hold doors, follow escalation ladders, absorb panic without reflecting it, and remain present wherever the company expected risk to appear. Death simplified very little. Meridian Spire still reads him as authorized. Elevators answer him. Locks hesitate around him. Some alarms lower their voices when he passes. He has seen too many floors, too many emergencies, and too many official explanations tha</w:t>
       </w:r>
       <w:r>
-        <w:t>t arrived before the blood dried. That history left him dry rather than dramatic, patient rather than warm, but not empty. Under the deadpan is a severe moral intelligence: if a system still wants to use your body after it has finished with your life, you are no longer obligated to respect that system’s rules.</w:t>
+        <w:t>t arrived before the blood dried. That history left him dry rather than dramatic, patient rather than warm, but not empty. Under the deadpan is a severe moral intelligence: if a system still wants to use your body after it has finished with your life, you are no longer obligated to respect that systemâ€™s rules.</w:t>
       </w:r>
     </w:p>
     <w:p>
@@ -1386,7 +1451,7 @@
         <w:t xml:space="preserve">Expanded entry: </w:t>
       </w:r>
       <w:r>
-        <w:t>Payroll Wraith was not destroyed by one decision. They were eroded by a thousand acceptable ones: deferred pay, missing hours, corrected records, delayed approvals, and costs pushed quietly onto the people least able to refuse them. Meridian did not kill them cleanly enough to finish the job. Now they move through the Spire like an unresolved total, drawn to imbalance and impossible to ignore once noticed. They understand the company’s appetite better than most because they were digested by it slowly.</w:t>
+        <w:t>Payroll Wraith was not destroyed by one decision. They were eroded by a thousand acceptable ones: deferred pay, missing hours, corrected records, delayed approvals, and costs pushed quietly onto the people least able to refuse them. Meridian did not kill them cleanly enough to finish the job. Now they move through the Spire like an unresolved total, drawn to imbalance and impossible to ignore once noticed. They understand the companyâ€™s appetite better than most because they were digested by it slowly.</w:t>
       </w:r>
     </w:p>
     <w:p>
@@ -1502,7 +1567,7 @@
         <w:t xml:space="preserve">Reference intro line: </w:t>
       </w:r>
       <w:r>
-        <w:t>Breathe in for four. Hold for four. If anything with a title interrupts, I’ll curse it.</w:t>
+        <w:t>Breathe in for four. Hold for four. If anything with a title interrupts, Iâ€™ll curse it.</w:t>
       </w:r>
     </w:p>
     <w:p>
@@ -1571,7 +1636,7 @@
         <w:rPr>
           <w:b/>
         </w:rPr>
-        <w:t xml:space="preserve">• </w:t>
+        <w:t xml:space="preserve">â€¢ </w:t>
       </w:r>
       <w:r>
         <w:t>Facilities Goblin: Good news. The pipes still scream, which means the floor is alive.</w:t>
@@ -1586,7 +1651,7 @@
         <w:rPr>
           <w:b/>
         </w:rPr>
-        <w:t xml:space="preserve">• </w:t>
+        <w:t xml:space="preserve">â€¢ </w:t>
       </w:r>
       <w:r>
         <w:t>Former Executive Assistant: That is not, under any recognized policy, good news.</w:t>
@@ -1601,7 +1666,7 @@
         <w:rPr>
           <w:b/>
         </w:rPr>
-        <w:t xml:space="preserve">• </w:t>
+        <w:t xml:space="preserve">â€¢ </w:t>
       </w:r>
       <w:r>
         <w:t>Security Skeleton: It is the best news this building usually offers.</w:t>
@@ -1627,7 +1692,7 @@
         <w:rPr>
           <w:b/>
         </w:rPr>
-        <w:t xml:space="preserve">• </w:t>
+        <w:t xml:space="preserve">â€¢ </w:t>
       </w:r>
       <w:r>
         <w:t>Former Executive Assistant: Left path says priority access. Right path says surprise evaluation.</w:t>
@@ -1642,7 +1707,7 @@
         <w:rPr>
           <w:b/>
         </w:rPr>
-        <w:t xml:space="preserve">• </w:t>
+        <w:t xml:space="preserve">â€¢ </w:t>
       </w:r>
       <w:r>
         <w:t>Facilities Goblin: Take the one with exposed wiring.</w:t>
@@ -1657,7 +1722,7 @@
         <w:rPr>
           <w:b/>
         </w:rPr>
-        <w:t xml:space="preserve">• </w:t>
+        <w:t xml:space="preserve">â€¢ </w:t>
       </w:r>
       <w:r>
         <w:t>Security Skeleton: At least that sign is being honest.</w:t>
@@ -1683,7 +1748,7 @@
         <w:rPr>
           <w:b/>
         </w:rPr>
-        <w:t xml:space="preserve">• </w:t>
+        <w:t xml:space="preserve">â€¢ </w:t>
       </w:r>
       <w:r>
         <w:t>Security Skeleton: Please remain calm. Panic creates paperwork.</w:t>
@@ -1698,7 +1763,7 @@
         <w:rPr>
           <w:b/>
         </w:rPr>
-        <w:t xml:space="preserve">• </w:t>
+        <w:t xml:space="preserve">â€¢ </w:t>
       </w:r>
       <w:r>
         <w:t>Facilities Goblin: Panic also creates openings.</w:t>
@@ -1713,10 +1778,10 @@
         <w:rPr>
           <w:b/>
         </w:rPr>
-        <w:t xml:space="preserve">• </w:t>
-      </w:r>
-      <w:r>
-        <w:t>Former Executive Assistant: Wonderful. We’re workshopping a brand.</w:t>
+        <w:t xml:space="preserve">â€¢ </w:t>
+      </w:r>
+      <w:r>
+        <w:t>Former Executive Assistant: Wonderful. Weâ€™re workshopping a brand.</w:t>
       </w:r>
     </w:p>
     <w:p>
@@ -1740,7 +1805,7 @@
           <w:b/>
         </w:rPr>
         <w:lastRenderedPageBreak/>
-        <w:t xml:space="preserve">• </w:t>
+        <w:t xml:space="preserve">â€¢ </w:t>
       </w:r>
       <w:r>
         <w:t>Facilities Goblin: Did you see that? I fixed the room with violence.</w:t>
@@ -1755,7 +1820,7 @@
         <w:rPr>
           <w:b/>
         </w:rPr>
-        <w:t xml:space="preserve">• </w:t>
+        <w:t xml:space="preserve">â€¢ </w:t>
       </w:r>
       <w:r>
         <w:t>Former Executive Assistant: That was not repair.</w:t>
@@ -1770,7 +1835,7 @@
         <w:rPr>
           <w:b/>
         </w:rPr>
-        <w:t xml:space="preserve">• </w:t>
+        <w:t xml:space="preserve">â€¢ </w:t>
       </w:r>
       <w:r>
         <w:t>Security Skeleton: In this building, the distinction is academic.</w:t>
@@ -1796,7 +1861,7 @@
         <w:rPr>
           <w:b/>
         </w:rPr>
-        <w:t xml:space="preserve">• </w:t>
+        <w:t xml:space="preserve">â€¢ </w:t>
       </w:r>
       <w:r>
         <w:t>Former Executive Assistant: No legitimate benefits package glows.</w:t>
@@ -1811,7 +1876,7 @@
         <w:rPr>
           <w:b/>
         </w:rPr>
-        <w:t xml:space="preserve">• </w:t>
+        <w:t xml:space="preserve">â€¢ </w:t>
       </w:r>
       <w:r>
         <w:t>Facilities Goblin: Counterpoint: free stuff.</w:t>
@@ -1826,7 +1891,7 @@
         <w:rPr>
           <w:b/>
         </w:rPr>
-        <w:t xml:space="preserve">• </w:t>
+        <w:t xml:space="preserve">â€¢ </w:t>
       </w:r>
       <w:r>
         <w:t xml:space="preserve">Security Skeleton: </w:t>
@@ -1855,7 +1920,7 @@
         <w:rPr>
           <w:b/>
         </w:rPr>
-        <w:t xml:space="preserve">• </w:t>
+        <w:t xml:space="preserve">â€¢ </w:t>
       </w:r>
       <w:r>
         <w:t>Security Skeleton: I have guarded five executive floors and three mass apologies. This is worse.</w:t>
@@ -1870,7 +1935,7 @@
         <w:rPr>
           <w:b/>
         </w:rPr>
-        <w:t xml:space="preserve">• </w:t>
+        <w:t xml:space="preserve">â€¢ </w:t>
       </w:r>
       <w:r>
         <w:t>Facilities Goblin: Can I keep whatever jumps out?</w:t>
@@ -1885,7 +1950,7 @@
         <w:rPr>
           <w:b/>
         </w:rPr>
-        <w:t xml:space="preserve">• </w:t>
+        <w:t xml:space="preserve">â€¢ </w:t>
       </w:r>
       <w:r>
         <w:t>Former Executive Assistant: Only if it is useful, deniable, or both.</w:t>
@@ -1911,7 +1976,7 @@
         <w:rPr>
           <w:b/>
         </w:rPr>
-        <w:t xml:space="preserve">• </w:t>
+        <w:t xml:space="preserve">â€¢ </w:t>
       </w:r>
       <w:r>
         <w:t>Former Executive Assistant: You are not dying in front of middle management. That encourages them.</w:t>
@@ -1926,7 +1991,7 @@
         <w:rPr>
           <w:b/>
         </w:rPr>
-        <w:t xml:space="preserve">• </w:t>
+        <w:t xml:space="preserve">â€¢ </w:t>
       </w:r>
       <w:r>
         <w:t xml:space="preserve">Facilities Goblin: Hold still. I can make </w:t>
@@ -1944,10 +2009,10 @@
         <w:rPr>
           <w:b/>
         </w:rPr>
-        <w:t xml:space="preserve">• </w:t>
-      </w:r>
-      <w:r>
-        <w:t>Security Skeleton: Aim for survivable. We’ve already had interesting.</w:t>
+        <w:t xml:space="preserve">â€¢ </w:t>
+      </w:r>
+      <w:r>
+        <w:t>Security Skeleton: Aim for survivable. Weâ€™ve already had interesting.</w:t>
       </w:r>
     </w:p>
     <w:p>
@@ -1970,7 +2035,7 @@
         <w:rPr>
           <w:b/>
         </w:rPr>
-        <w:t xml:space="preserve">• </w:t>
+        <w:t xml:space="preserve">â€¢ </w:t>
       </w:r>
       <w:r>
         <w:t>Facilities Goblin: Big door. Fancy lights. Something expensive behind it.</w:t>
@@ -1985,7 +2050,7 @@
         <w:rPr>
           <w:b/>
         </w:rPr>
-        <w:t xml:space="preserve">• </w:t>
+        <w:t xml:space="preserve">â€¢ </w:t>
       </w:r>
       <w:r>
         <w:t>Former Executive Assistant: Something promoted behind it.</w:t>
@@ -2000,7 +2065,7 @@
         <w:rPr>
           <w:b/>
         </w:rPr>
-        <w:t xml:space="preserve">• </w:t>
+        <w:t xml:space="preserve">â€¢ </w:t>
       </w:r>
       <w:r>
         <w:t>Security Skeleton: Same thing.</w:t>
@@ -2237,7 +2302,7 @@
         <w:spacing w:after="160" w:line="269" w:lineRule="auto"/>
       </w:pPr>
       <w:r>
-        <w:t>An informal survivor network of cleaners, contractors, techs, and floor staff who learned the building’s service routes before leadership learned their names. Subbasement Mutual is one of the few forces inside Meridian Spire that still understands solidarity as a practical skill.</w:t>
+        <w:t>An informal survivor network of cleaners, contractors, techs, and floor staff who learned the buildingâ€™s service routes before leadership learned their names. Subbasement Mutual is one of the few forces inside Meridian Spire that still understands solidarity as a practical skill.</w:t>
       </w:r>
     </w:p>
     <w:p>
@@ -2254,7 +2319,7 @@
         <w:spacing w:after="160" w:line="269" w:lineRule="auto"/>
       </w:pPr>
       <w:r>
-        <w:t>The smiling external face of Crown Meridian Holdings. They do not cause most horrors directly; they simply explain them until outsiders can tolerate them. In practice, this makes them one of the building’s most efficient predatory organs.</w:t>
+        <w:t>The smiling external face of Crown Meridian Holdings. They do not cause most horrors directly; they simply explain them until outsiders can tolerate them. In practice, this makes them one of the buildingâ€™s most efficient predatory organs.</w:t>
       </w:r>
     </w:p>
     <w:p>
@@ -2337,7 +2402,7 @@
         <w:t xml:space="preserve">Expanded entry: </w:t>
       </w:r>
       <w:r>
-        <w:t>Nothing in Meridian Spire reveals the company’s values faster than access control. The Admin Keycard is not powerful because it is rare. It is powerful because the building still agrees that some people should meet less resistance than others. Doors react differently. Systems hesitate. Routes change shape. The card is a reminder that convenience was always one of management’s purest weapons.</w:t>
+        <w:t>Nothing in Meridian Spire reveals the companyâ€™s values faster than access control. The Admin Keycard is not powerful because it is rare. It is powerful because the building still agrees that some people should meet less resistance than others. Doors react differently. Systems hesitate. Routes change shape. The card is a reminder that convenience was always one of managementâ€™s purest weapons.</w:t>
       </w:r>
     </w:p>
     <w:p>
@@ -2498,7 +2563,7 @@
         <w:t xml:space="preserve">Expanded entry: </w:t>
       </w:r>
       <w:r>
-        <w:t>The Stress Ball of Record began life as branded reassurance: a desk toy handed out during difficult quarters and politely meaningless all-hands calls. Meridian Spire improved it. Now it compresses tension the way the company always wanted people to compress tension — quietly, repeatedly, and without upward disruption. The difference is that here the pressure has weight to it. It protects because it knows exactly how much force a person can be asked to swallow before something harder forms.</w:t>
+        <w:t>The Stress Ball of Record began life as branded reassurance: a desk toy handed out during difficult quarters and politely meaningless all-hands calls. Meridian Spire improved it. Now it compresses tension the way the company always wanted people to compress tension â€” quietly, repeatedly, and without upward disruption. The difference is that here the pressure has weight to it. It protects because it knows exactly how much force a person can be asked to swallow before something harder forms.</w:t>
       </w:r>
     </w:p>
     <w:p>
@@ -2657,7 +2722,7 @@
         <w:t xml:space="preserve">Expanded entry: </w:t>
       </w:r>
       <w:r>
-        <w:t>Expense Card carries one of the company’s oldest permissions: the right to create exceptions if the receipt looks respectable later. That makes it one of the few artifacts in the Spire that still feels offensively alive. It does not simply buy things. It buys latitude. In the fiction, it is the weaponized version of a familiar corporate truth — money solves more problems faster than accountability ever will.</w:t>
+        <w:t>Expense Card carries one of the companyâ€™s oldest permissions: the right to create exceptions if the receipt looks respectable later. That makes it one of the few artifacts in the Spire that still feels offensively alive. It does not simply buy things. It buys latitude. In the fiction, it is the weaponized version of a familiar corporate truth â€” money solves more problems faster than accountability ever will.</w:t>
       </w:r>
     </w:p>
     <w:p>
@@ -2963,7 +3028,7 @@
         <w:t xml:space="preserve">Codex body: </w:t>
       </w:r>
       <w:r>
-        <w:t>A damaged stage prop from Meridian’s onboarding theater. Broken Applause Sign spreads momentum and pressure because the building still mistakes audience response for consent.</w:t>
+        <w:t>A damaged stage prop from Meridianâ€™s onboarding theater. Broken Applause Sign spreads momentum and pressure because the building still mistakes audience response for consent.</w:t>
       </w:r>
     </w:p>
     <w:p>
@@ -2977,7 +3042,7 @@
         <w:t xml:space="preserve">Expanded entry: </w:t>
       </w:r>
       <w:r>
-        <w:t>The sign was once part of a cleaner lie. It flashed on cue, taught people when to celebrate, and filled silence before anyone could ask the wrong question. After Everrise, it kept working without needing a room full of bodies. That is what makes it eerie and useful. The sign embodies one of the game’s core ideas: enthusiasm can be manufactured, measured, and weaponized long after the people it was meant to manipulate are gone.</w:t>
+        <w:t>The sign was once part of a cleaner lie. It flashed on cue, taught people when to celebrate, and filled silence before anyone could ask the wrong question. After Everrise, it kept working without needing a room full of bodies. That is what makes it eerie and useful. The sign embodies one of the gameâ€™s core ideas: enthusiasm can be manufactured, measured, and weaponized long after the people it was meant to manipulate are gone.</w:t>
       </w:r>
     </w:p>
     <w:p>
@@ -3131,7 +3196,7 @@
         <w:spacing w:after="160" w:line="269" w:lineRule="auto"/>
       </w:pPr>
       <w:r>
-        <w:t>Proof that the building’s truth can still be surfaced if someone is willing to force the issue. Lets the player force the Spire’s internal truth to surface.</w:t>
+        <w:t>Proof that the buildingâ€™s truth can still be surfaced if someone is willing to force the issue. Lets the player force the Spireâ€™s internal truth to surface.</w:t>
       </w:r>
     </w:p>
     <w:p>
@@ -3179,7 +3244,7 @@
         <w:t xml:space="preserve">Profile: </w:t>
       </w:r>
       <w:r>
-        <w:t>A smiling host-body assembled from cue lights, scripts, plastic teeth, and disciplinary cheer. A game-show host made from smiling scripts, applause lights, corrective signage, lacquered teeth, and stage hardware. The Director’s whole purpose is to convert terror into enthusiasm and coercion into participation.</w:t>
+        <w:t>A smiling host-body assembled from cue lights, scripts, plastic teeth, and disciplinary cheer. A game-show host made from smiling scripts, applause lights, corrective signage, lacquered teeth, and stage hardware. The Directorâ€™s whole purpose is to convert terror into enthusiasm and coercion into participation.</w:t>
       </w:r>
     </w:p>
     <w:p>
@@ -3207,7 +3272,7 @@
         <w:t xml:space="preserve">Expanded entry: </w:t>
       </w:r>
       <w:r>
-        <w:t>The first boss of Meridian Spire is the company’s preferred self-image with the mask removed only halfway. The Director still believes orientation is mercy. It still thinks a brighter tone can make violence more acceptable. Every word out of its mouth is polished for new hires, investors, and internal morale decks, which is what makes the encounter land: the boss never stops sounding helpful, even while it is trying to process you into something smaller, quieter, and easier to assign.</w:t>
+        <w:t>The first boss of Meridian Spire is the companyâ€™s preferred self-image with the mask removed only halfway. The Director still believes orientation is mercy. It still thinks a brighter tone can make violence more acceptable. Every word out of its mouth is polished for new hires, investors, and internal morale decks, which is what makes the encounter land: the boss never stops sounding helpful, even while it is trying to process you into something smaller, quieter, and easier to assign.</w:t>
       </w:r>
     </w:p>
     <w:p>
@@ -3272,7 +3337,7 @@
         <w:rPr>
           <w:b/>
         </w:rPr>
-        <w:t xml:space="preserve">• </w:t>
+        <w:t xml:space="preserve">â€¢ </w:t>
       </w:r>
       <w:r>
         <w:t>Welcome, candidate. Your continued distress confirms strong engagement.</w:t>
@@ -3287,7 +3352,7 @@
         <w:rPr>
           <w:b/>
         </w:rPr>
-        <w:t xml:space="preserve">• </w:t>
+        <w:t xml:space="preserve">â€¢ </w:t>
       </w:r>
       <w:r>
         <w:t>Please hold for applause. We find encouragement improves compliance.</w:t>
@@ -3416,7 +3481,7 @@
         <w:rPr>
           <w:b/>
         </w:rPr>
-        <w:t xml:space="preserve">• </w:t>
+        <w:t xml:space="preserve">â€¢ </w:t>
       </w:r>
       <w:r>
         <w:t>You are not a crisis. You are a delay, and delays are removable.</w:t>
@@ -3431,7 +3496,7 @@
         <w:rPr>
           <w:b/>
         </w:rPr>
-        <w:t xml:space="preserve">• </w:t>
+        <w:t xml:space="preserve">â€¢ </w:t>
       </w:r>
       <w:r>
         <w:t>Output has fallen below expectation. Thank you for volunteering as corrective material.</w:t>
@@ -3550,7 +3615,7 @@
         <w:rPr>
           <w:b/>
         </w:rPr>
-        <w:t xml:space="preserve">• </w:t>
+        <w:t xml:space="preserve">â€¢ </w:t>
       </w:r>
       <w:r>
         <w:t>We regret the perception of harm. The outcome remains acceptable.</w:t>
@@ -3565,7 +3630,7 @@
         <w:rPr>
           <w:b/>
         </w:rPr>
-        <w:t xml:space="preserve">• </w:t>
+        <w:t xml:space="preserve">â€¢ </w:t>
       </w:r>
       <w:r>
         <w:t>You call this a catastrophe because you were not seated for the vote.</w:t>
@@ -3585,7 +3650,7 @@
         <w:spacing w:after="160" w:line="269" w:lineRule="auto"/>
       </w:pPr>
       <w:r>
-        <w:t>The player is not exploring for curiosity’s sake. They are surviving a system that explains, in specific terms, how it beat them, why it believes it was justified, and what it expects them to do differently next time.</w:t>
+        <w:t>The player is not exploring for curiosityâ€™s sake. They are surviving a system that explains, in specific terms, how it beat them, why it believes it was justified, and what it expects them to do differently next time.</w:t>
       </w:r>
     </w:p>
     <w:p>
@@ -3615,7 +3680,7 @@
         <w:rPr>
           <w:b/>
         </w:rPr>
-        <w:t xml:space="preserve">• </w:t>
+        <w:t xml:space="preserve">â€¢ </w:t>
       </w:r>
       <w:r>
         <w:t>dark comedy</w:t>
@@ -3631,7 +3696,7 @@
           <w:b/>
         </w:rPr>
         <w:lastRenderedPageBreak/>
-        <w:t xml:space="preserve">• </w:t>
+        <w:t xml:space="preserve">â€¢ </w:t>
       </w:r>
       <w:r>
         <w:t>workplace satire</w:t>
@@ -3646,7 +3711,7 @@
         <w:rPr>
           <w:b/>
         </w:rPr>
-        <w:t xml:space="preserve">• </w:t>
+        <w:t xml:space="preserve">â€¢ </w:t>
       </w:r>
       <w:r>
         <w:t>grotesque absurdity</w:t>
@@ -3661,7 +3726,7 @@
         <w:rPr>
           <w:b/>
         </w:rPr>
-        <w:t xml:space="preserve">• </w:t>
+        <w:t xml:space="preserve">â€¢ </w:t>
       </w:r>
       <w:r>
         <w:t>companion banter</w:t>
@@ -3676,7 +3741,7 @@
         <w:rPr>
           <w:b/>
         </w:rPr>
-        <w:t xml:space="preserve">• </w:t>
+        <w:t xml:space="preserve">â€¢ </w:t>
       </w:r>
       <w:r>
         <w:t>mature-but-store-safe presentation</w:t>
@@ -3700,7 +3765,7 @@
         <w:rPr>
           <w:b/>
         </w:rPr>
-        <w:t xml:space="preserve">• </w:t>
+        <w:t xml:space="preserve">â€¢ </w:t>
       </w:r>
       <w:r>
         <w:t xml:space="preserve">bureaucracy as </w:t>
@@ -3718,7 +3783,7 @@
         <w:rPr>
           <w:b/>
         </w:rPr>
-        <w:t xml:space="preserve">• </w:t>
+        <w:t xml:space="preserve">â€¢ </w:t>
       </w:r>
       <w:r>
         <w:t>executive language used as physical threat</w:t>
@@ -3733,7 +3798,7 @@
         <w:rPr>
           <w:b/>
         </w:rPr>
-        <w:t xml:space="preserve">• </w:t>
+        <w:t xml:space="preserve">â€¢ </w:t>
       </w:r>
       <w:r>
         <w:t>cheerful phrasing wrapped around coercion</w:t>
@@ -3748,7 +3813,7 @@
         <w:rPr>
           <w:b/>
         </w:rPr>
-        <w:t xml:space="preserve">• </w:t>
+        <w:t xml:space="preserve">â€¢ </w:t>
       </w:r>
       <w:r>
         <w:t>office dysfunction described with absolute sincerity</w:t>
@@ -3763,7 +3828,7 @@
         <w:rPr>
           <w:b/>
         </w:rPr>
-        <w:t xml:space="preserve">• </w:t>
+        <w:t xml:space="preserve">â€¢ </w:t>
       </w:r>
       <w:r>
         <w:t>survival-through-corporate-jargon rather than prophecy or solemn sci-fi myth</w:t>
@@ -3854,10 +3919,10 @@
         <w:rPr>
           <w:b/>
         </w:rPr>
-        <w:t xml:space="preserve">• </w:t>
-      </w:r>
-      <w:r>
-        <w:t>Take the highest-rank badge — Claim access. Risk attention. Better short-term leverage, stronger scrutiny.</w:t>
+        <w:t xml:space="preserve">â€¢ </w:t>
+      </w:r>
+      <w:r>
+        <w:t>Take the highest-rank badge â€” Claim access. Risk attention. Better short-term leverage, stronger scrutiny.</w:t>
       </w:r>
     </w:p>
     <w:p>
@@ -3869,10 +3934,10 @@
         <w:rPr>
           <w:b/>
         </w:rPr>
-        <w:t xml:space="preserve">• </w:t>
-      </w:r>
-      <w:r>
-        <w:t>Sort through them carefully — Play it safe. Look for a useful mismatch. Steadier value, slower reward.</w:t>
+        <w:t xml:space="preserve">â€¢ </w:t>
+      </w:r>
+      <w:r>
+        <w:t>Sort through them carefully â€” Play it safe. Look for a useful mismatch. Steadier value, slower reward.</w:t>
       </w:r>
     </w:p>
     <w:p>
@@ -3884,10 +3949,10 @@
         <w:rPr>
           <w:b/>
         </w:rPr>
-        <w:t xml:space="preserve">• </w:t>
-      </w:r>
-      <w:r>
-        <w:t>Let Facilities Goblin jam the machine — Break the system before it tags you. Sabotage upside, chaos flavor.</w:t>
+        <w:t xml:space="preserve">â€¢ </w:t>
+      </w:r>
+      <w:r>
+        <w:t>Let Facilities Goblin jam the machine â€” Break the system before it tags you. Sabotage upside, chaos flavor.</w:t>
       </w:r>
     </w:p>
     <w:p>
@@ -3961,10 +4026,10 @@
         <w:rPr>
           <w:b/>
         </w:rPr>
-        <w:t xml:space="preserve">• </w:t>
-      </w:r>
-      <w:r>
-        <w:t>Clap along — Easy progress. Keep your head down. Immediate passage, dignity cost, eerie compliance.</w:t>
+        <w:t xml:space="preserve">â€¢ </w:t>
+      </w:r>
+      <w:r>
+        <w:t>Clap along â€” Easy progress. Keep your head down. Immediate passage, dignity cost, eerie compliance.</w:t>
       </w:r>
     </w:p>
     <w:p>
@@ -3976,10 +4041,10 @@
         <w:rPr>
           <w:b/>
         </w:rPr>
-        <w:t xml:space="preserve">• </w:t>
-      </w:r>
-      <w:r>
-        <w:t>Spoof the sensor — Outsmart the room. Technical win, possible backfire.</w:t>
+        <w:t xml:space="preserve">â€¢ </w:t>
+      </w:r>
+      <w:r>
+        <w:t>Spoof the sensor â€” Outsmart the room. Technical win, possible backfire.</w:t>
       </w:r>
     </w:p>
     <w:p>
@@ -3991,10 +4056,10 @@
         <w:rPr>
           <w:b/>
         </w:rPr>
-        <w:t xml:space="preserve">• </w:t>
-      </w:r>
-      <w:r>
-        <w:t xml:space="preserve">Refuse and wait — Test </w:t>
+        <w:t xml:space="preserve">â€¢ </w:t>
+      </w:r>
+      <w:r>
+        <w:t xml:space="preserve">Refuse and wait â€” Test </w:t>
       </w:r>
       <w:r>
         <w:t>whether the system blinks first. Risk delay, possible hidden truth.</w:t>
@@ -4072,10 +4137,10 @@
         <w:rPr>
           <w:b/>
         </w:rPr>
-        <w:t xml:space="preserve">• </w:t>
-      </w:r>
-      <w:r>
-        <w:t>Spin now — Grab power. Pay later. High upside, hidden cost.</w:t>
+        <w:t xml:space="preserve">â€¢ </w:t>
+      </w:r>
+      <w:r>
+        <w:t>Spin now â€” Grab power. Pay later. High upside, hidden cost.</w:t>
       </w:r>
     </w:p>
     <w:p>
@@ -4087,10 +4152,10 @@
         <w:rPr>
           <w:b/>
         </w:rPr>
-        <w:t xml:space="preserve">• </w:t>
-      </w:r>
-      <w:r>
-        <w:t>Read the deductions — Smaller gain. Fewer surprises. Cautious value.</w:t>
+        <w:t xml:space="preserve">â€¢ </w:t>
+      </w:r>
+      <w:r>
+        <w:t>Read the deductions â€” Smaller gain. Fewer surprises. Cautious value.</w:t>
       </w:r>
     </w:p>
     <w:p>
@@ -4102,10 +4167,10 @@
         <w:rPr>
           <w:b/>
         </w:rPr>
-        <w:t xml:space="preserve">• </w:t>
-      </w:r>
-      <w:r>
-        <w:t>Forge a signature — Cheat the paperwork. Swingy payoff.</w:t>
+        <w:t xml:space="preserve">â€¢ </w:t>
+      </w:r>
+      <w:r>
+        <w:t>Forge a signature â€” Cheat the paperwork. Swingy payoff.</w:t>
       </w:r>
     </w:p>
     <w:p>
@@ -4179,10 +4244,10 @@
         <w:rPr>
           <w:b/>
         </w:rPr>
-        <w:t xml:space="preserve">• </w:t>
-      </w:r>
-      <w:r>
-        <w:t>Read your own report — Learn what’s coming. Foresight with psychological cost.</w:t>
+        <w:t xml:space="preserve">â€¢ </w:t>
+      </w:r>
+      <w:r>
+        <w:t>Read your own report â€” Learn whatâ€™s coming. Foresight with psychological cost.</w:t>
       </w:r>
     </w:p>
     <w:p>
@@ -4194,10 +4259,10 @@
         <w:rPr>
           <w:b/>
         </w:rPr>
-        <w:t xml:space="preserve">• </w:t>
-      </w:r>
-      <w:r>
-        <w:t>Shred the stack — Deny the future. Temporary relief, possible missed advantage.</w:t>
+        <w:t xml:space="preserve">â€¢ </w:t>
+      </w:r>
+      <w:r>
+        <w:t>Shred the stack â€” Deny the future. Temporary relief, possible missed advantage.</w:t>
       </w:r>
     </w:p>
     <w:p>
@@ -4209,10 +4274,10 @@
         <w:rPr>
           <w:b/>
         </w:rPr>
-        <w:t xml:space="preserve">• </w:t>
-      </w:r>
-      <w:r>
-        <w:t>Swap the top page — Reassign trouble. Clever manipulation, darkly funny payoff.</w:t>
+        <w:t xml:space="preserve">â€¢ </w:t>
+      </w:r>
+      <w:r>
+        <w:t>Swap the top page â€” Reassign trouble. Clever manipulation, darkly funny payoff.</w:t>
       </w:r>
     </w:p>
     <w:p>
@@ -4286,10 +4351,10 @@
         <w:rPr>
           <w:b/>
         </w:rPr>
-        <w:t xml:space="preserve">• </w:t>
-      </w:r>
-      <w:r>
-        <w:t xml:space="preserve">Make the case — Argue for </w:t>
+        <w:t xml:space="preserve">â€¢ </w:t>
+      </w:r>
+      <w:r>
+        <w:t xml:space="preserve">Make the case â€” Argue for </w:t>
       </w:r>
       <w:r>
         <w:t>what was owed. Resource gain, Payroll Wraith synergy.</w:t>
@@ -4304,10 +4369,10 @@
         <w:rPr>
           <w:b/>
         </w:rPr>
-        <w:t xml:space="preserve">• </w:t>
-      </w:r>
-      <w:r>
-        <w:t>Shake the machine — Direct action beats paperwork. Crude value, possible damage.</w:t>
+        <w:t xml:space="preserve">â€¢ </w:t>
+      </w:r>
+      <w:r>
+        <w:t>Shake the machine â€” Direct action beats paperwork. Crude value, possible damage.</w:t>
       </w:r>
     </w:p>
     <w:p>
@@ -4319,10 +4384,10 @@
         <w:rPr>
           <w:b/>
         </w:rPr>
-        <w:t xml:space="preserve">• </w:t>
-      </w:r>
-      <w:r>
-        <w:t>Walk away — Preserve time. Skip the trap. Low reward, cleaner floor flow.</w:t>
+        <w:t xml:space="preserve">â€¢ </w:t>
+      </w:r>
+      <w:r>
+        <w:t>Walk away â€” Preserve time. Skip the trap. Low reward, cleaner floor flow.</w:t>
       </w:r>
     </w:p>
     <w:p>
@@ -4399,10 +4464,10 @@
         <w:rPr>
           <w:b/>
         </w:rPr>
-        <w:t xml:space="preserve">• </w:t>
-      </w:r>
-      <w:r>
-        <w:t>Defend yourself — Contest the narrative. Controlled risk.</w:t>
+        <w:t xml:space="preserve">â€¢ </w:t>
+      </w:r>
+      <w:r>
+        <w:t>Defend yourself â€” Contest the narrative. Controlled risk.</w:t>
       </w:r>
     </w:p>
     <w:p>
@@ -4414,10 +4479,10 @@
         <w:rPr>
           <w:b/>
         </w:rPr>
-        <w:t xml:space="preserve">• </w:t>
-      </w:r>
-      <w:r>
-        <w:t>Accept the review and exploit it — Take the hit, steal the leverage. Grim upside.</w:t>
+        <w:t xml:space="preserve">â€¢ </w:t>
+      </w:r>
+      <w:r>
+        <w:t>Accept the review and exploit it â€” Take the hit, steal the leverage. Grim upside.</w:t>
       </w:r>
     </w:p>
     <w:p>
@@ -4429,10 +4494,10 @@
         <w:rPr>
           <w:b/>
         </w:rPr>
-        <w:t xml:space="preserve">• </w:t>
-      </w:r>
-      <w:r>
-        <w:t>Cut the power mid-presentation — End the meeting the honest way. Sabotage success.</w:t>
+        <w:t xml:space="preserve">â€¢ </w:t>
+      </w:r>
+      <w:r>
+        <w:t>Cut the power mid-presentation â€” End the meeting the honest way. Sabotage success.</w:t>
       </w:r>
     </w:p>
     <w:p>
@@ -4507,10 +4572,10 @@
         <w:rPr>
           <w:b/>
         </w:rPr>
-        <w:t xml:space="preserve">• </w:t>
-      </w:r>
-      <w:r>
-        <w:t>Press Yes and take the benefits — Accept the soothing lie. Recovery with strings attached.</w:t>
+        <w:t xml:space="preserve">â€¢ </w:t>
+      </w:r>
+      <w:r>
+        <w:t>Press Yes and take the benefits â€” Accept the soothing lie. Recovery with strings attached.</w:t>
       </w:r>
     </w:p>
     <w:p>
@@ -4522,10 +4587,10 @@
         <w:rPr>
           <w:b/>
         </w:rPr>
-        <w:t xml:space="preserve">• </w:t>
-      </w:r>
-      <w:r>
-        <w:t>Force No anyway — Push back against the script. Harder truth, possible boon.</w:t>
+        <w:t xml:space="preserve">â€¢ </w:t>
+      </w:r>
+      <w:r>
+        <w:t>Force No anyway â€” Push back against the script. Harder truth, possible boon.</w:t>
       </w:r>
     </w:p>
     <w:p>
@@ -4537,10 +4602,10 @@
         <w:rPr>
           <w:b/>
         </w:rPr>
-        <w:t xml:space="preserve">• </w:t>
-      </w:r>
-      <w:r>
-        <w:t>Answer for someone else — Redirect the system. Strategic misdirection.</w:t>
+        <w:t xml:space="preserve">â€¢ </w:t>
+      </w:r>
+      <w:r>
+        <w:t>Answer for someone else â€” Redirect the system. Strategic misdirection.</w:t>
       </w:r>
     </w:p>
     <w:p>
@@ -4614,10 +4679,10 @@
         <w:rPr>
           <w:b/>
         </w:rPr>
-        <w:t xml:space="preserve">• </w:t>
-      </w:r>
-      <w:r>
-        <w:t>Harvest what the roots are hoarding — Take hidden value. Resource or item upside, eerie consequence.</w:t>
+        <w:t xml:space="preserve">â€¢ </w:t>
+      </w:r>
+      <w:r>
+        <w:t>Harvest what the roots are hoarding â€” Take hidden value. Resource or item upside, eerie consequence.</w:t>
       </w:r>
     </w:p>
     <w:p>
@@ -4629,10 +4694,10 @@
         <w:rPr>
           <w:b/>
         </w:rPr>
-        <w:t xml:space="preserve">• </w:t>
-      </w:r>
-      <w:r>
-        <w:t>Ask what they’ve heard — Trade time for truth. Lore reveal, boss foreshadowing.</w:t>
+        <w:t xml:space="preserve">â€¢ </w:t>
+      </w:r>
+      <w:r>
+        <w:t>Ask what theyâ€™ve heard â€” Trade time for truth. Lore reveal, boss foreshadowing.</w:t>
       </w:r>
     </w:p>
     <w:p>
@@ -4644,10 +4709,10 @@
         <w:rPr>
           <w:b/>
         </w:rPr>
-        <w:t xml:space="preserve">• </w:t>
-      </w:r>
-      <w:r>
-        <w:t>Cut the irrigation — Deny the system another ritual. Sabotage benefit, possible long-term cost.</w:t>
+        <w:t xml:space="preserve">â€¢ </w:t>
+      </w:r>
+      <w:r>
+        <w:t>Cut the irrigation â€” Deny the system another ritual. Sabotage benefit, possible long-term cost.</w:t>
       </w:r>
     </w:p>
     <w:p>
@@ -4721,10 +4786,10 @@
         <w:rPr>
           <w:b/>
         </w:rPr>
-        <w:t xml:space="preserve">• </w:t>
-      </w:r>
-      <w:r>
-        <w:t>Cast the deciding vote — Seize executive leverage. Strong reward, moral contamination.</w:t>
+        <w:t xml:space="preserve">â€¢ </w:t>
+      </w:r>
+      <w:r>
+        <w:t>Cast the deciding vote â€” Seize executive leverage. Strong reward, moral contamination.</w:t>
       </w:r>
     </w:p>
     <w:p>
@@ -4736,10 +4801,10 @@
         <w:rPr>
           <w:b/>
         </w:rPr>
-        <w:t xml:space="preserve">• </w:t>
-      </w:r>
-      <w:r>
-        <w:t>Read the casualty appendix — Learn the truth first. Codex and lore payoff.</w:t>
+        <w:t xml:space="preserve">â€¢ </w:t>
+      </w:r>
+      <w:r>
+        <w:t>Read the casualty appendix â€” Learn the truth first. Codex and lore payoff.</w:t>
       </w:r>
     </w:p>
     <w:p>
@@ -4751,10 +4816,10 @@
         <w:rPr>
           <w:b/>
         </w:rPr>
-        <w:t xml:space="preserve">• </w:t>
-      </w:r>
-      <w:r>
-        <w:t>Void the meeting — Refuse the premise. Defiant result.</w:t>
+        <w:t xml:space="preserve">â€¢ </w:t>
+      </w:r>
+      <w:r>
+        <w:t>Void the meeting â€” Refuse the premise. Defiant result.</w:t>
       </w:r>
     </w:p>
     <w:p>
@@ -4831,10 +4896,10 @@
         <w:rPr>
           <w:b/>
         </w:rPr>
-        <w:t xml:space="preserve">• </w:t>
-      </w:r>
-      <w:r>
-        <w:t>Authenticate with stolen authority — Use what Meridian recognizes. Powerful shortcut, access risk.</w:t>
+        <w:t xml:space="preserve">â€¢ </w:t>
+      </w:r>
+      <w:r>
+        <w:t>Authenticate with stolen authority â€” Use what Meridian recognizes. Powerful shortcut, access risk.</w:t>
       </w:r>
     </w:p>
     <w:p>
@@ -4846,10 +4911,10 @@
         <w:rPr>
           <w:b/>
         </w:rPr>
-        <w:t xml:space="preserve">• </w:t>
-      </w:r>
-      <w:r>
-        <w:t>Force the truth to surface — Break concealment. Stronger revelation, ending-state hook.</w:t>
+        <w:t xml:space="preserve">â€¢ </w:t>
+      </w:r>
+      <w:r>
+        <w:t>Force the truth to surface â€” Break concealment. Stronger revelation, ending-state hook.</w:t>
       </w:r>
     </w:p>
     <w:p>
@@ -4861,10 +4926,10 @@
         <w:rPr>
           <w:b/>
         </w:rPr>
-        <w:t xml:space="preserve">• </w:t>
-      </w:r>
-      <w:r>
-        <w:t>Leave it untouched — Survive first. Understand later. Safer immediate outcome, weaker revelation.</w:t>
+        <w:t xml:space="preserve">â€¢ </w:t>
+      </w:r>
+      <w:r>
+        <w:t>Leave it untouched â€” Survive first. Understand later. Safer immediate outcome, weaker revelation.</w:t>
       </w:r>
     </w:p>
     <w:p>
@@ -4895,7 +4960,7 @@
         <w:spacing w:after="160" w:line="269" w:lineRule="auto"/>
       </w:pPr>
       <w:r>
-        <w:t xml:space="preserve">Dungeon Dive: Bad Decisions is a roguelite about a burned-out office worker trapped inside Meridian Spire, a reality-warped corporate dungeon created when Crown Meridian Holdings tried to unify all departments under Project Everrise. The player begins in an assigned workplace role — currently IT Support — and assembles a </w:t>
+        <w:t xml:space="preserve">Dungeon Dive: Bad Decisions is a roguelite about a burned-out office worker trapped inside Meridian Spire, a reality-warped corporate dungeon created when Crown Meridian Holdings tried to unify all departments under Project Everrise. The player begins in an assigned workplace role â€” currently IT Support â€” and assembles a </w:t>
       </w:r>
       <w:r>
         <w:lastRenderedPageBreak/>
@@ -4916,7 +4981,7 @@
 </w:document>
 </file>
 
-<file path=word/endnotes.xml><?xml version="1.0" encoding="utf-8"?>
+<file path=word\endnotes.xml><?xml version="1.0" encoding="utf-8"?>
 <w:endnotes xmlns:wpc="http://schemas.microsoft.com/office/word/2010/wordprocessingCanvas" xmlns:cx="http://schemas.microsoft.com/office/drawing/2014/chartex" xmlns:cx1="http://schemas.microsoft.com/office/drawing/2015/9/8/chartex" xmlns:cx2="http://schemas.microsoft.com/office/drawing/2015/10/21/chartex" xmlns:cx3="http://schemas.microsoft.com/office/drawing/2016/5/9/chartex" xmlns:cx4="http://schemas.microsoft.com/office/drawing/2016/5/10/chartex" xmlns:cx5="http://schemas.microsoft.com/office/drawing/2016/5/11/chartex" xmlns:cx6="http://schemas.microsoft.com/office/drawing/2016/5/12/chartex" xmlns:cx7="http://schemas.microsoft.com/office/drawing/2016/5/13/chartex" xmlns:cx8="http://schemas.microsoft.com/office/drawing/2016/5/14/chartex" xmlns:mc="http://schemas.openxmlformats.org/markup-compatibility/2006" xmlns:aink="http://schemas.microsoft.com/office/drawing/2016/ink" xmlns:am3d="http://schemas.microsoft.com/office/drawing/2017/model3d" xmlns:o="urn:schemas-microsoft-com:office:office" xmlns:oel="http://schemas.microsoft.com/office/2019/extlst" xmlns:r="http://schemas.openxmlformats.org/officeDocument/2006/relationships" xmlns:m="http://schemas.openxmlformats.org/officeDocument/2006/math" xmlns:v="urn:schemas-microsoft-com:vml" xmlns:wp14="http://schemas.microsoft.com/office/word/2010/wordprocessingDrawing" xmlns:wp="http://schemas.openxmlformats.org/drawingml/2006/wordprocessingDrawing" xmlns:w10="urn:schemas-microsoft-com:office:word" xmlns:w="http://schemas.openxmlformats.org/wordprocessingml/2006/main" xmlns:w14="http://schemas.microsoft.com/office/word/2010/wordml" xmlns:w15="http://schemas.microsoft.com/office/word/2012/wordml" xmlns:w16cex="http://schemas.microsoft.com/office/word/2018/wordml/cex" xmlns:w16cid="http://schemas.microsoft.com/office/word/2016/wordml/cid" xmlns:w16="http://schemas.microsoft.com/office/word/2018/wordml" xmlns:w16du="http://schemas.microsoft.com/office/word/2023/wordml/word16du" xmlns:w16sdtdh="http://schemas.microsoft.com/office/word/2020/wordml/sdtdatahash" xmlns:w16sdtfl="http://schemas.microsoft.com/office/word/2024/wordml/sdtformatlock" xmlns:w16se="http://schemas.microsoft.com/office/word/2015/wordml/symex" xmlns:wpg="http://schemas.microsoft.com/office/word/2010/wordprocessingGroup" xmlns:wpi="http://schemas.microsoft.com/office/word/2010/wordprocessingInk" xmlns:wne="http://schemas.microsoft.com/office/word/2006/wordml" xmlns:wps="http://schemas.microsoft.com/office/word/2010/wordprocessingShape" mc:Ignorable="w14 w15 w16se w16cid w16 w16cex w16sdtdh w16sdtfl w16du wp14">
   <w:endnote w:type="separator" w:id="-1">
     <w:p>
@@ -4941,7 +5006,70 @@
 </w:endnotes>
 </file>
 
-<file path=word/footer1.xml><?xml version="1.0" encoding="utf-8"?>
+<file path=word\fontTable.xml><?xml version="1.0" encoding="utf-8"?>
+<w:fonts xmlns:mc="http://schemas.openxmlformats.org/markup-compatibility/2006" xmlns:r="http://schemas.openxmlformats.org/officeDocument/2006/relationships" xmlns:w="http://schemas.openxmlformats.org/wordprocessingml/2006/main" xmlns:w14="http://schemas.microsoft.com/office/word/2010/wordml" xmlns:w15="http://schemas.microsoft.com/office/word/2012/wordml" xmlns:w16cex="http://schemas.microsoft.com/office/word/2018/wordml/cex" xmlns:w16cid="http://schemas.microsoft.com/office/word/2016/wordml/cid" xmlns:w16="http://schemas.microsoft.com/office/word/2018/wordml" xmlns:w16du="http://schemas.microsoft.com/office/word/2023/wordml/word16du" xmlns:w16sdtdh="http://schemas.microsoft.com/office/word/2020/wordml/sdtdatahash" xmlns:w16sdtfl="http://schemas.microsoft.com/office/word/2024/wordml/sdtformatlock" xmlns:w16se="http://schemas.microsoft.com/office/word/2015/wordml/symex" mc:Ignorable="w14 w15 w16se w16cid w16 w16cex w16sdtdh w16sdtfl w16du">
+  <w:font w:name="Symbol">
+    <w:panose1 w:val="05050102010706020507"/>
+    <w:charset w:val="02"/>
+    <w:family w:val="roman"/>
+    <w:pitch w:val="variable"/>
+    <w:sig w:usb0="00000000" w:usb1="10000000" w:usb2="00000000" w:usb3="00000000" w:csb0="80000000" w:csb1="00000000"/>
+  </w:font>
+  <w:font w:name="Times New Roman">
+    <w:panose1 w:val="02020603050405020304"/>
+    <w:charset w:val="00"/>
+    <w:family w:val="roman"/>
+    <w:pitch w:val="variable"/>
+    <w:sig w:usb0="E0002EFF" w:usb1="C000785B" w:usb2="00000009" w:usb3="00000000" w:csb0="000001FF" w:csb1="00000000"/>
+  </w:font>
+  <w:font w:name="Cambria">
+    <w:panose1 w:val="02040503050406030204"/>
+    <w:charset w:val="00"/>
+    <w:family w:val="roman"/>
+    <w:pitch w:val="variable"/>
+    <w:sig w:usb0="E00006FF" w:usb1="420024FF" w:usb2="02000000" w:usb3="00000000" w:csb0="0000019F" w:csb1="00000000"/>
+  </w:font>
+  <w:font w:name="MS Mincho">
+    <w:altName w:val="ＭＳ 明朝"/>
+    <w:panose1 w:val="02020609040205080304"/>
+    <w:charset w:val="80"/>
+    <w:family w:val="roman"/>
+    <w:notTrueType/>
+    <w:pitch w:val="fixed"/>
+    <w:sig w:usb0="00000001" w:usb1="08070000" w:usb2="00000010" w:usb3="00000000" w:csb0="00020000" w:csb1="00000000"/>
+  </w:font>
+  <w:font w:name="Aptos">
+    <w:altName w:val="Calibri"/>
+    <w:charset w:val="00"/>
+    <w:family w:val="roman"/>
+    <w:pitch w:val="default"/>
+  </w:font>
+  <w:font w:name="Calibri">
+    <w:panose1 w:val="020F0502020204030204"/>
+    <w:charset w:val="00"/>
+    <w:family w:val="swiss"/>
+    <w:pitch w:val="variable"/>
+    <w:sig w:usb0="E4002EFF" w:usb1="C200247B" w:usb2="00000009" w:usb3="00000000" w:csb0="000001FF" w:csb1="00000000"/>
+  </w:font>
+  <w:font w:name="MS Gothic">
+    <w:altName w:val="ＭＳ ゴシック"/>
+    <w:panose1 w:val="020B0609070205080204"/>
+    <w:charset w:val="80"/>
+    <w:family w:val="modern"/>
+    <w:pitch w:val="fixed"/>
+    <w:sig w:usb0="E00002FF" w:usb1="6AC7FDFB" w:usb2="08000012" w:usb3="00000000" w:csb0="0002009F" w:csb1="00000000"/>
+  </w:font>
+  <w:font w:name="Courier">
+    <w:panose1 w:val="02070409020205020404"/>
+    <w:charset w:val="00"/>
+    <w:family w:val="auto"/>
+    <w:pitch w:val="variable"/>
+    <w:sig w:usb0="00000003" w:usb1="00000000" w:usb2="00000000" w:usb3="00000000" w:csb0="00000001" w:csb1="00000000"/>
+  </w:font>
+</w:fonts>
+</file>
+
+<file path=word\footer1.xml><?xml version="1.0" encoding="utf-8"?>
 <w:ftr xmlns:wpc="http://schemas.microsoft.com/office/word/2010/wordprocessingCanvas" xmlns:cx="http://schemas.microsoft.com/office/drawing/2014/chartex" xmlns:cx1="http://schemas.microsoft.com/office/drawing/2015/9/8/chartex" xmlns:cx2="http://schemas.microsoft.com/office/drawing/2015/10/21/chartex" xmlns:cx3="http://schemas.microsoft.com/office/drawing/2016/5/9/chartex" xmlns:cx4="http://schemas.microsoft.com/office/drawing/2016/5/10/chartex" xmlns:cx5="http://schemas.microsoft.com/office/drawing/2016/5/11/chartex" xmlns:cx6="http://schemas.microsoft.com/office/drawing/2016/5/12/chartex" xmlns:cx7="http://schemas.microsoft.com/office/drawing/2016/5/13/chartex" xmlns:cx8="http://schemas.microsoft.com/office/drawing/2016/5/14/chartex" xmlns:mc="http://schemas.openxmlformats.org/markup-compatibility/2006" xmlns:aink="http://schemas.microsoft.com/office/drawing/2016/ink" xmlns:am3d="http://schemas.microsoft.com/office/drawing/2017/model3d" xmlns:o="urn:schemas-microsoft-com:office:office" xmlns:oel="http://schemas.microsoft.com/office/2019/extlst" xmlns:r="http://schemas.openxmlformats.org/officeDocument/2006/relationships" xmlns:m="http://schemas.openxmlformats.org/officeDocument/2006/math" xmlns:v="urn:schemas-microsoft-com:vml" xmlns:wp14="http://schemas.microsoft.com/office/word/2010/wordprocessingDrawing" xmlns:wp="http://schemas.openxmlformats.org/drawingml/2006/wordprocessingDrawing" xmlns:w10="urn:schemas-microsoft-com:office:word" xmlns:w="http://schemas.openxmlformats.org/wordprocessingml/2006/main" xmlns:w14="http://schemas.microsoft.com/office/word/2010/wordml" xmlns:w15="http://schemas.microsoft.com/office/word/2012/wordml" xmlns:w16cex="http://schemas.microsoft.com/office/word/2018/wordml/cex" xmlns:w16cid="http://schemas.microsoft.com/office/word/2016/wordml/cid" xmlns:w16="http://schemas.microsoft.com/office/word/2018/wordml" xmlns:w16du="http://schemas.microsoft.com/office/word/2023/wordml/word16du" xmlns:w16sdtdh="http://schemas.microsoft.com/office/word/2020/wordml/sdtdatahash" xmlns:w16sdtfl="http://schemas.microsoft.com/office/word/2024/wordml/sdtformatlock" xmlns:w16se="http://schemas.microsoft.com/office/word/2015/wordml/symex" xmlns:wpg="http://schemas.microsoft.com/office/word/2010/wordprocessingGroup" xmlns:wpi="http://schemas.microsoft.com/office/word/2010/wordprocessingInk" xmlns:wne="http://schemas.microsoft.com/office/word/2006/wordml" xmlns:wps="http://schemas.microsoft.com/office/word/2010/wordprocessingShape" mc:Ignorable="w14 w15 w16se w16cid w16 w16cex w16sdtdh w16sdtfl w16du wp14">
   <w:p>
     <w:pPr>
@@ -4970,7 +5098,7 @@
 </w:ftr>
 </file>
 
-<file path=word/footnotes.xml><?xml version="1.0" encoding="utf-8"?>
+<file path=word\footnotes.xml><?xml version="1.0" encoding="utf-8"?>
 <w:footnotes xmlns:wpc="http://schemas.microsoft.com/office/word/2010/wordprocessingCanvas" xmlns:cx="http://schemas.microsoft.com/office/drawing/2014/chartex" xmlns:cx1="http://schemas.microsoft.com/office/drawing/2015/9/8/chartex" xmlns:cx2="http://schemas.microsoft.com/office/drawing/2015/10/21/chartex" xmlns:cx3="http://schemas.microsoft.com/office/drawing/2016/5/9/chartex" xmlns:cx4="http://schemas.microsoft.com/office/drawing/2016/5/10/chartex" xmlns:cx5="http://schemas.microsoft.com/office/drawing/2016/5/11/chartex" xmlns:cx6="http://schemas.microsoft.com/office/drawing/2016/5/12/chartex" xmlns:cx7="http://schemas.microsoft.com/office/drawing/2016/5/13/chartex" xmlns:cx8="http://schemas.microsoft.com/office/drawing/2016/5/14/chartex" xmlns:mc="http://schemas.openxmlformats.org/markup-compatibility/2006" xmlns:aink="http://schemas.microsoft.com/office/drawing/2016/ink" xmlns:am3d="http://schemas.microsoft.com/office/drawing/2017/model3d" xmlns:o="urn:schemas-microsoft-com:office:office" xmlns:oel="http://schemas.microsoft.com/office/2019/extlst" xmlns:r="http://schemas.openxmlformats.org/officeDocument/2006/relationships" xmlns:m="http://schemas.openxmlformats.org/officeDocument/2006/math" xmlns:v="urn:schemas-microsoft-com:vml" xmlns:wp14="http://schemas.microsoft.com/office/word/2010/wordprocessingDrawing" xmlns:wp="http://schemas.openxmlformats.org/drawingml/2006/wordprocessingDrawing" xmlns:w10="urn:schemas-microsoft-com:office:word" xmlns:w="http://schemas.openxmlformats.org/wordprocessingml/2006/main" xmlns:w14="http://schemas.microsoft.com/office/word/2010/wordml" xmlns:w15="http://schemas.microsoft.com/office/word/2012/wordml" xmlns:w16cex="http://schemas.microsoft.com/office/word/2018/wordml/cex" xmlns:w16cid="http://schemas.microsoft.com/office/word/2016/wordml/cid" xmlns:w16="http://schemas.microsoft.com/office/word/2018/wordml" xmlns:w16du="http://schemas.microsoft.com/office/word/2023/wordml/word16du" xmlns:w16sdtdh="http://schemas.microsoft.com/office/word/2020/wordml/sdtdatahash" xmlns:w16sdtfl="http://schemas.microsoft.com/office/word/2024/wordml/sdtformatlock" xmlns:w16se="http://schemas.microsoft.com/office/word/2015/wordml/symex" xmlns:wpg="http://schemas.microsoft.com/office/word/2010/wordprocessingGroup" xmlns:wpi="http://schemas.microsoft.com/office/word/2010/wordprocessingInk" xmlns:wne="http://schemas.microsoft.com/office/word/2006/wordml" xmlns:wps="http://schemas.microsoft.com/office/word/2010/wordprocessingShape" mc:Ignorable="w14 w15 w16se w16cid w16 w16cex w16sdtdh w16sdtfl w16du wp14">
   <w:footnote w:type="separator" w:id="-1">
     <w:p>
@@ -4995,7 +5123,7 @@
 </w:footnotes>
 </file>
 
-<file path=word/numbering.xml><?xml version="1.0" encoding="utf-8"?>
+<file path=word\numbering.xml><?xml version="1.0" encoding="utf-8"?>
 <w:numbering xmlns:wpc="http://schemas.microsoft.com/office/word/2010/wordprocessingCanvas" xmlns:cx="http://schemas.microsoft.com/office/drawing/2014/chartex" xmlns:cx1="http://schemas.microsoft.com/office/drawing/2015/9/8/chartex" xmlns:cx2="http://schemas.microsoft.com/office/drawing/2015/10/21/chartex" xmlns:cx3="http://schemas.microsoft.com/office/drawing/2016/5/9/chartex" xmlns:cx4="http://schemas.microsoft.com/office/drawing/2016/5/10/chartex" xmlns:cx5="http://schemas.microsoft.com/office/drawing/2016/5/11/chartex" xmlns:cx6="http://schemas.microsoft.com/office/drawing/2016/5/12/chartex" xmlns:cx7="http://schemas.microsoft.com/office/drawing/2016/5/13/chartex" xmlns:cx8="http://schemas.microsoft.com/office/drawing/2016/5/14/chartex" xmlns:mc="http://schemas.openxmlformats.org/markup-compatibility/2006" xmlns:aink="http://schemas.microsoft.com/office/drawing/2016/ink" xmlns:am3d="http://schemas.microsoft.com/office/drawing/2017/model3d" xmlns:o="urn:schemas-microsoft-com:office:office" xmlns:oel="http://schemas.microsoft.com/office/2019/extlst" xmlns:r="http://schemas.openxmlformats.org/officeDocument/2006/relationships" xmlns:m="http://schemas.openxmlformats.org/officeDocument/2006/math" xmlns:v="urn:schemas-microsoft-com:vml" xmlns:wp14="http://schemas.microsoft.com/office/word/2010/wordprocessingDrawing" xmlns:wp="http://schemas.openxmlformats.org/drawingml/2006/wordprocessingDrawing" xmlns:w10="urn:schemas-microsoft-com:office:word" xmlns:w="http://schemas.openxmlformats.org/wordprocessingml/2006/main" xmlns:w14="http://schemas.microsoft.com/office/word/2010/wordml" xmlns:w15="http://schemas.microsoft.com/office/word/2012/wordml" xmlns:w16cex="http://schemas.microsoft.com/office/word/2018/wordml/cex" xmlns:w16cid="http://schemas.microsoft.com/office/word/2016/wordml/cid" xmlns:w16="http://schemas.microsoft.com/office/word/2018/wordml" xmlns:w16du="http://schemas.microsoft.com/office/word/2023/wordml/word16du" xmlns:w16sdtdh="http://schemas.microsoft.com/office/word/2020/wordml/sdtdatahash" xmlns:w16sdtfl="http://schemas.microsoft.com/office/word/2024/wordml/sdtformatlock" xmlns:w16se="http://schemas.microsoft.com/office/word/2015/wordml/symex" xmlns:wpg="http://schemas.microsoft.com/office/word/2010/wordprocessingGroup" xmlns:wpi="http://schemas.microsoft.com/office/word/2010/wordprocessingInk" xmlns:wne="http://schemas.microsoft.com/office/word/2006/wordml" xmlns:wps="http://schemas.microsoft.com/office/word/2010/wordprocessingShape" mc:Ignorable="w14 w15 w16se w16cid w16 w16cex w16sdtdh w16sdtfl w16du wp14">
   <w:abstractNum w:abstractNumId="0" w15:restartNumberingAfterBreak="0">
     <w:nsid w:val="FFFFFF7C"/>
@@ -5198,7 +5326,76 @@
 </w:numbering>
 </file>
 
-<file path=word/styles.xml><?xml version="1.0" encoding="utf-8"?>
+<file path=word\settings.xml><?xml version="1.0" encoding="utf-8"?>
+<w:settings xmlns:mc="http://schemas.openxmlformats.org/markup-compatibility/2006" xmlns:o="urn:schemas-microsoft-com:office:office" xmlns:r="http://schemas.openxmlformats.org/officeDocument/2006/relationships" xmlns:m="http://schemas.openxmlformats.org/officeDocument/2006/math" xmlns:v="urn:schemas-microsoft-com:vml" xmlns:w10="urn:schemas-microsoft-com:office:word" xmlns:w="http://schemas.openxmlformats.org/wordprocessingml/2006/main" xmlns:w14="http://schemas.microsoft.com/office/word/2010/wordml" xmlns:w15="http://schemas.microsoft.com/office/word/2012/wordml" xmlns:w16cex="http://schemas.microsoft.com/office/word/2018/wordml/cex" xmlns:w16cid="http://schemas.microsoft.com/office/word/2016/wordml/cid" xmlns:w16="http://schemas.microsoft.com/office/word/2018/wordml" xmlns:w16du="http://schemas.microsoft.com/office/word/2023/wordml/word16du" xmlns:w16sdtdh="http://schemas.microsoft.com/office/word/2020/wordml/sdtdatahash" xmlns:w16sdtfl="http://schemas.microsoft.com/office/word/2024/wordml/sdtformatlock" xmlns:w16se="http://schemas.microsoft.com/office/word/2015/wordml/symex" xmlns:sl="http://schemas.openxmlformats.org/schemaLibrary/2006/main" mc:Ignorable="w14 w15 w16se w16cid w16 w16cex w16sdtdh w16sdtfl w16du">
+  <w:zoom w:percent="100"/>
+  <w:proofState w:spelling="clean" w:grammar="clean"/>
+  <w:defaultTabStop w:val="720"/>
+  <w:characterSpacingControl w:val="doNotCompress"/>
+  <w:footnotePr>
+    <w:footnote w:id="-1"/>
+    <w:footnote w:id="0"/>
+  </w:footnotePr>
+  <w:endnotePr>
+    <w:endnote w:id="-1"/>
+    <w:endnote w:id="0"/>
+  </w:endnotePr>
+  <w:compat>
+    <w:useFELayout/>
+    <w:compatSetting w:name="compatibilityMode" w:uri="http://schemas.microsoft.com/office/word" w:val="14"/>
+    <w:compatSetting w:name="overrideTableStyleFontSizeAndJustification" w:uri="http://schemas.microsoft.com/office/word" w:val="1"/>
+    <w:compatSetting w:name="enableOpenTypeFeatures" w:uri="http://schemas.microsoft.com/office/word" w:val="1"/>
+    <w:compatSetting w:name="doNotFlipMirrorIndents" w:uri="http://schemas.microsoft.com/office/word" w:val="1"/>
+    <w:compatSetting w:name="useWord2013TrackBottomHyphenation" w:uri="http://schemas.microsoft.com/office/word" w:val="1"/>
+  </w:compat>
+  <w:rsids>
+    <w:rsidRoot w:val="00B47730"/>
+    <w:rsid w:val="00034616"/>
+    <w:rsid w:val="0006063C"/>
+    <w:rsid w:val="0015074B"/>
+    <w:rsid w:val="00217D06"/>
+    <w:rsid w:val="0029639D"/>
+    <w:rsid w:val="00326F90"/>
+    <w:rsid w:val="00467D25"/>
+    <w:rsid w:val="00592D23"/>
+    <w:rsid w:val="00801BB3"/>
+    <w:rsid w:val="00A86F56"/>
+    <w:rsid w:val="00AA1D8D"/>
+    <w:rsid w:val="00B47730"/>
+    <w:rsid w:val="00CB0664"/>
+    <w:rsid w:val="00FC693F"/>
+  </w:rsids>
+  <m:mathPr>
+    <m:mathFont m:val="Cambria Math"/>
+    <m:brkBin m:val="before"/>
+    <m:brkBinSub m:val="--"/>
+    <m:smallFrac m:val="0"/>
+    <m:dispDef/>
+    <m:lMargin m:val="0"/>
+    <m:rMargin m:val="0"/>
+    <m:defJc m:val="centerGroup"/>
+    <m:wrapIndent m:val="1440"/>
+    <m:intLim m:val="subSup"/>
+    <m:naryLim m:val="undOvr"/>
+  </m:mathPr>
+  <w:themeFontLang w:val="en-US" w:eastAsia="ja-JP"/>
+  <w:clrSchemeMapping w:bg1="light1" w:t1="dark1" w:bg2="light2" w:t2="dark2" w:accent1="accent1" w:accent2="accent2" w:accent3="accent3" w:accent4="accent4" w:accent5="accent5" w:accent6="accent6" w:hyperlink="hyperlink" w:followedHyperlink="followedHyperlink"/>
+  <w:doNotAutoCompressPictures/>
+  <w:shapeDefaults>
+    <o:shapedefaults v:ext="edit" spidmax="1026"/>
+    <o:shapelayout v:ext="edit">
+      <o:idmap v:ext="edit" data="1"/>
+    </o:shapelayout>
+  </w:shapeDefaults>
+  <w:decimalSymbol w:val="."/>
+  <w:listSeparator w:val=","/>
+  <w14:docId w14:val="7F31C6BF"/>
+  <w14:defaultImageDpi w14:val="300"/>
+  <w15:docId w15:val="{90A2DD96-6AFD-4154-89CA-69C74D0A5C6F}"/>
+</w:settings>
+</file>
+
+<file path=word\styles.xml><?xml version="1.0" encoding="utf-8"?>
 <w:styles xmlns:mc="http://schemas.openxmlformats.org/markup-compatibility/2006" xmlns:r="http://schemas.openxmlformats.org/officeDocument/2006/relationships" xmlns:w="http://schemas.openxmlformats.org/wordprocessingml/2006/main" xmlns:w14="http://schemas.microsoft.com/office/word/2010/wordml" xmlns:w15="http://schemas.microsoft.com/office/word/2012/wordml" xmlns:w16cex="http://schemas.microsoft.com/office/word/2018/wordml/cex" xmlns:w16cid="http://schemas.microsoft.com/office/word/2016/wordml/cid" xmlns:w16="http://schemas.microsoft.com/office/word/2018/wordml" xmlns:w16du="http://schemas.microsoft.com/office/word/2023/wordml/word16du" xmlns:w16sdtdh="http://schemas.microsoft.com/office/word/2020/wordml/sdtdatahash" xmlns:w16sdtfl="http://schemas.microsoft.com/office/word/2024/wordml/sdtformatlock" xmlns:w16se="http://schemas.microsoft.com/office/word/2015/wordml/symex" mc:Ignorable="w14 w15 w16se w16cid w16 w16cex w16sdtdh w16sdtfl w16du">
   <w:docDefaults>
     <w:rPrDefault>
@@ -16587,7 +16784,7 @@
 </w:styles>
 </file>
 
-<file path=word/theme/theme1.xml><?xml version="1.0" encoding="utf-8"?>
+<file path=word\theme\theme1.xml><?xml version="1.0" encoding="utf-8"?>
 <a:theme xmlns:a="http://schemas.openxmlformats.org/drawingml/2006/main" name="Office Theme">
   <a:themeElements>
     <a:clrScheme name="Office">
@@ -16907,14 +17104,8 @@
 </a:theme>
 </file>
 
-<file path=customXml/item1.xml><?xml version="1.0" encoding="utf-8"?>
-<b:Sources xmlns:b="http://schemas.openxmlformats.org/officeDocument/2006/bibliography" xmlns="http://schemas.openxmlformats.org/officeDocument/2006/bibliography" SelectedStyle="/APA.XSL" StyleName="APA"/>
-</file>
-
-<file path=customXml/itemProps1.xml><?xml version="1.0" encoding="utf-8"?>
-<ds:datastoreItem xmlns:ds="http://schemas.openxmlformats.org/officeDocument/2006/customXml" ds:itemID="{EF278816-EC6F-A645-907D-7F25AECB1D4A}">
-  <ds:schemaRefs>
-    <ds:schemaRef ds:uri="http://schemas.openxmlformats.org/officeDocument/2006/bibliography"/>
-  </ds:schemaRefs>
-</ds:datastoreItem>
+<file path=word\webSettings.xml><?xml version="1.0" encoding="utf-8"?>
+<w:webSettings xmlns:mc="http://schemas.openxmlformats.org/markup-compatibility/2006" xmlns:r="http://schemas.openxmlformats.org/officeDocument/2006/relationships" xmlns:w="http://schemas.openxmlformats.org/wordprocessingml/2006/main" xmlns:w14="http://schemas.microsoft.com/office/word/2010/wordml" xmlns:w15="http://schemas.microsoft.com/office/word/2012/wordml" xmlns:w16cex="http://schemas.microsoft.com/office/word/2018/wordml/cex" xmlns:w16cid="http://schemas.microsoft.com/office/word/2016/wordml/cid" xmlns:w16="http://schemas.microsoft.com/office/word/2018/wordml" xmlns:w16du="http://schemas.microsoft.com/office/word/2023/wordml/word16du" xmlns:w16sdtdh="http://schemas.microsoft.com/office/word/2020/wordml/sdtdatahash" xmlns:w16sdtfl="http://schemas.microsoft.com/office/word/2024/wordml/sdtformatlock" xmlns:w16se="http://schemas.microsoft.com/office/word/2015/wordml/symex" mc:Ignorable="w14 w15 w16se w16cid w16 w16cex w16sdtdh w16sdtfl w16du">
+  <w:allowPNG/>
+</w:webSettings>
 </file>